--- a/WriteUp SW-ML-5.docx
+++ b/WriteUp SW-ML-5.docx
@@ -46,17 +46,74 @@
     </w:p>
     <w:p>
       <w:pPr>
-        <w:pStyle w:val="PaperTitle"/>
-        <w:jc w:val="both"/>
-        <w:rPr>
-          <w:color w:val="auto"/>
-        </w:rPr>
-      </w:pPr>
-      <w:r>
-        <w:rPr>
-          <w:color w:val="auto"/>
-        </w:rPr>
-        <w:t>Multimodal Screening for Neonatal Respiratory Distress: Integrating Clinical Risk Factors with Acoustic Analysis of Grunting, Stridor, and Apnea</w:t>
+        <w:pStyle w:val="Title"/>
+        <w:rPr>
+          <w:rFonts w:ascii="Times New Roman" w:hAnsi="Times New Roman" w:cs="Times New Roman"/>
+          <w:b/>
+          <w:bCs/>
+          <w:sz w:val="48"/>
+          <w:szCs w:val="48"/>
+        </w:rPr>
+      </w:pPr>
+      <w:r>
+        <w:rPr>
+          <w:rFonts w:ascii="Times New Roman" w:hAnsi="Times New Roman" w:cs="Times New Roman"/>
+          <w:b/>
+          <w:bCs/>
+          <w:sz w:val="48"/>
+          <w:szCs w:val="48"/>
+        </w:rPr>
+        <w:t>A M</w:t>
+      </w:r>
+      <w:r>
+        <w:rPr>
+          <w:rFonts w:ascii="Times New Roman" w:hAnsi="Times New Roman" w:cs="Times New Roman"/>
+          <w:b/>
+          <w:bCs/>
+          <w:sz w:val="48"/>
+          <w:szCs w:val="48"/>
+        </w:rPr>
+        <w:t xml:space="preserve">ultimodal </w:t>
+      </w:r>
+      <w:r>
+        <w:rPr>
+          <w:rFonts w:ascii="Times New Roman" w:hAnsi="Times New Roman" w:cs="Times New Roman"/>
+          <w:b/>
+          <w:bCs/>
+          <w:sz w:val="48"/>
+          <w:szCs w:val="48"/>
+        </w:rPr>
+        <w:t>Edge-Inference Architecture for Neonatal</w:t>
+      </w:r>
+      <w:r>
+        <w:rPr>
+          <w:rFonts w:ascii="Times New Roman" w:hAnsi="Times New Roman" w:cs="Times New Roman"/>
+          <w:b/>
+          <w:bCs/>
+          <w:sz w:val="48"/>
+          <w:szCs w:val="48"/>
+        </w:rPr>
+        <w:t xml:space="preserve"> Respiratory Distress</w:t>
+      </w:r>
+      <w:r>
+        <w:rPr>
+          <w:rFonts w:ascii="Times New Roman" w:hAnsi="Times New Roman" w:cs="Times New Roman"/>
+          <w:b/>
+          <w:bCs/>
+          <w:sz w:val="48"/>
+          <w:szCs w:val="48"/>
+        </w:rPr>
+        <w:t xml:space="preserve"> Triage via Fused Acoustic-Clinical Representations</w:t>
+      </w:r>
+      <w:r>
+        <w:rPr>
+          <w:rFonts w:ascii="Times New Roman" w:hAnsi="Times New Roman" w:cs="Times New Roman"/>
+          <w:b/>
+          <w:bCs/>
+          <w:sz w:val="48"/>
+          <w:szCs w:val="48"/>
+        </w:rPr>
+        <w:t xml:space="preserve"> </w:t>
       </w:r>
     </w:p>
     <w:p>
@@ -543,19 +600,17 @@
         <w:t>INDEX TERMS</w:t>
       </w:r>
       <w:r>
+        <w:rPr>
+          <w:rStyle w:val="H5CharChar"/>
+          <w:color w:val="auto"/>
+        </w:rPr>
+        <w:t>:</w:t>
+      </w:r>
+      <w:r>
         <w:t xml:space="preserve"> </w:t>
       </w:r>
       <w:r>
-        <w:t>Neonatal respiratory distress, grunting</w:t>
-      </w:r>
-      <w:r>
-        <w:t xml:space="preserve"> detection</w:t>
-      </w:r>
-      <w:r>
-        <w:t xml:space="preserve">, stridor, multimodal machine learning, acoustic analysis, synthetic data, </w:t>
-      </w:r>
-      <w:r>
-        <w:t xml:space="preserve">computational thinking autonomy </w:t>
+        <w:t>Acoustic signal processing, clinical decision support, edge computing, multimodal fusion, neonatal respiratory distress, transfer learning.</w:t>
       </w:r>
     </w:p>
     <w:p>
@@ -891,14 +946,7 @@
           <w:spacing w:val="2"/>
           <w:lang w:val="en-UG"/>
         </w:rPr>
-        <w:t xml:space="preserve"> (CPAP), surfactant therapy, or specialized care. However, </w:t>
-      </w:r>
-      <w:r>
-        <w:rPr>
-          <w:spacing w:val="2"/>
-          <w:lang w:val="en-UG"/>
-        </w:rPr>
-        <w:t xml:space="preserve">in resource-limited </w:t>
+        <w:t xml:space="preserve"> (CPAP), surfactant therapy, or specialized care. However, in resource-limited </w:t>
       </w:r>
       <w:r>
         <w:rPr>
@@ -1219,15 +1267,7 @@
           <w:spacing w:val="2"/>
           <w:lang w:val="en-UG"/>
         </w:rPr>
-        <w:t xml:space="preserve"> Among these, grunting </w:t>
-      </w:r>
-      <w:r>
-        <w:rPr>
-          <w:spacing w:val="2"/>
-          <w:lang w:val="en-UG"/>
-        </w:rPr>
-        <w:lastRenderedPageBreak/>
-        <w:t>and stridor have distinct acoustic signatures that could be captured using simple recording devices such as digital stethoscopes or smartphone microphones. Recent studies have demonstrated the feasibility of computer-aided analysis of infant grunting for predicting respiratory distress syndrome severity</w:t>
+        <w:t xml:space="preserve"> Among these, grunting and stridor have distinct acoustic signatures that could be captured using simple recording devices such as digital stethoscopes or smartphone microphones. Recent studies have demonstrated the feasibility of computer-aided analysis of infant grunting for predicting respiratory distress syndrome severity</w:t>
       </w:r>
       <w:r>
         <w:rPr>
@@ -1355,6 +1395,7 @@
           <w:spacing w:val="2"/>
           <w:lang w:val="en-UG"/>
         </w:rPr>
+        <w:lastRenderedPageBreak/>
         <w:t xml:space="preserve">assessment of respiratory </w:t>
       </w:r>
       <w:r>
@@ -21062,6 +21103,38 @@
       <w:szCs w:val="18"/>
     </w:rPr>
   </w:style>
+  <w:style w:type="paragraph" w:styleId="Title">
+    <w:name w:val="Title"/>
+    <w:basedOn w:val="Normal"/>
+    <w:next w:val="Normal"/>
+    <w:link w:val="TitleChar"/>
+    <w:qFormat/>
+    <w:rsid w:val="00CB73C1"/>
+    <w:pPr>
+      <w:contextualSpacing/>
+    </w:pPr>
+    <w:rPr>
+      <w:rFonts w:asciiTheme="majorHAnsi" w:eastAsiaTheme="majorEastAsia" w:hAnsiTheme="majorHAnsi" w:cstheme="majorBidi"/>
+      <w:spacing w:val="-10"/>
+      <w:kern w:val="28"/>
+      <w:sz w:val="56"/>
+      <w:szCs w:val="56"/>
+    </w:rPr>
+  </w:style>
+  <w:style w:type="character" w:customStyle="1" w:styleId="TitleChar">
+    <w:name w:val="Title Char"/>
+    <w:basedOn w:val="DefaultParagraphFont"/>
+    <w:link w:val="Title"/>
+    <w:rsid w:val="00CB73C1"/>
+    <w:rPr>
+      <w:rFonts w:asciiTheme="majorHAnsi" w:eastAsiaTheme="majorEastAsia" w:hAnsiTheme="majorHAnsi" w:cstheme="majorBidi"/>
+      <w:spacing w:val="-10"/>
+      <w:kern w:val="28"/>
+      <w:sz w:val="56"/>
+      <w:szCs w:val="56"/>
+      <w:lang w:val="en-US" w:eastAsia="en-US"/>
+    </w:rPr>
+  </w:style>
 </w:styles>
 </file>
 
